--- a/ky/discovery-articles/1.18 Акведуктар жана сугат.docx
+++ b/ky/discovery-articles/1.18 Акведуктар жана сугат.docx
@@ -4,527 +4,350 @@
   <w:body>
     <w:p>
       <w:pPr>
-        <w:keepNext/>
-        <w:spacing w:before="280" w:after="120"/>
+        <w:pStyle w:val="Title"/>
+        <w:widowControl/>
       </w:pPr>
       <w:r>
-        <w:rPr>
-          <w:rFonts w:ascii="Calibri" w:hAnsi="Calibri" w:eastAsia="Calibri"/>
-          <w:b/>
-          <w:i w:val="0"/>
-          <w:color w:val="004E8C"/>
-          <w:sz w:val="44"/>
-        </w:rPr>
         <w:t>1.18 Акведуктар жана сугат</w:t>
       </w:r>
     </w:p>
     <w:p>
       <w:pPr>
-        <w:spacing w:after="80"/>
+        <w:keepNext/>
+        <w:widowControl/>
       </w:pPr>
       <w:r>
         <w:rPr>
-          <w:rFonts w:ascii="Calibri" w:hAnsi="Calibri" w:eastAsia="Calibri"/>
-          <w:b w:val="0"/>
-          <w:i/>
-          <w:color w:val="505050"/>
-          <w:sz w:val="22"/>
+          <w:sz w:val="20"/>
         </w:rPr>
-        <w:t>1. Цивилизациянын пайдубалы</w:t>
-      </w:r>
-    </w:p>
-    <w:p>
-      <w:pPr>
-        <w:spacing w:after="200"/>
-      </w:pPr>
-      <w:r>
-        <w:rPr>
-          <w:rFonts w:ascii="Calibri" w:hAnsi="Calibri" w:eastAsia="Calibri"/>
-          <w:b w:val="0"/>
-          <w:i/>
-          <w:sz w:val="22"/>
-        </w:rPr>
-        <w:t>Мезгил: б.з.ч. VI–I миң жылдыктардан тартып (алгачкы каналдар жана кяриздер); антикалык акведук доору; азыркы тутумдарга чейин | Негизги өкүлдөр: Месопотамия менен Египеттин канал куруучулары; Персиянын кяриз салты; Римдин акведук инженерлери; кийин дүйнөдөгү сугат коомдору</w:t>
-      </w:r>
-    </w:p>
-    <w:p>
-      <w:pPr>
-        <w:spacing w:after="160" w:line="276" w:lineRule="auto"/>
-      </w:pPr>
-      <w:r>
-        <w:rPr>
-          <w:rFonts w:ascii="Calibri" w:hAnsi="Calibri" w:eastAsia="Calibri"/>
-          <w:b w:val="0"/>
-          <w:i w:val="0"/>
-          <w:sz w:val="22"/>
-        </w:rPr>
-        <w:t>Акведук менен сугат тутуму сууну бар жерден адамдарга жана эгинге керек жерге жеткирет. Канал, арык жана бийик арка үстүндөгү суу жолу шаар менен талааны жаан-чачынга толук көз каранды болуудан чыгарган.</w:t>
+        <w:t>1. Цивилизациянын негиздери</w:t>
       </w:r>
     </w:p>
     <w:p>
       <w:pPr>
         <w:keepNext/>
-        <w:spacing w:before="240" w:after="120"/>
+        <w:widowControl/>
       </w:pPr>
       <w:r>
         <w:rPr>
-          <w:rFonts w:ascii="Calibri" w:hAnsi="Calibri" w:eastAsia="Calibri"/>
-          <w:b/>
-          <w:i w:val="0"/>
-          <w:color w:val="004E8C"/>
-          <w:sz w:val="28"/>
+          <w:sz w:val="20"/>
         </w:rPr>
-        <w:t>Негизги фактылар</w:t>
+        <w:t>Мезгил: болжол менен б. з. ч. VI–I миң жылдыктардан тартып (алгачкы каналдар жана кяриздер); антикалык акведуктар; азыр да колдонулган заманбап системалар | Негизги салым кошкондор: Месопотамия менен Египеттин канал куруучулары; Персиянын кяриз салттары; Римдин акведук инженерлери; кийин дүйнөдөгү сугат коомдору</w:t>
+      </w:r>
+    </w:p>
+    <w:p>
+      <w:pPr>
+        <w:widowControl/>
+      </w:pPr>
+      <w:r>
+        <w:t>Акведуктар менен сугат системалары сууну бар жеринен адамдарга жана эгиндерге керектүү жерге жеткирет. Каналдар, арыктар жана аркалуу суу өткөргүчтөр шаарлар менен чарбалардын жамгырга гана көз карандылыгын азайткан.</w:t>
+      </w:r>
+    </w:p>
+    <w:p>
+      <w:pPr>
+        <w:pStyle w:val="Heading1"/>
+        <w:widowControl/>
+      </w:pPr>
+      <w:r>
+        <w:t>Негизги маалыматтар</w:t>
       </w:r>
     </w:p>
     <w:p>
       <w:pPr>
         <w:pStyle w:val="ListBullet"/>
+        <w:widowControl/>
       </w:pPr>
       <w:r>
-        <w:rPr>
-          <w:rFonts w:ascii="Calibri" w:hAnsi="Calibri" w:eastAsia="Calibri"/>
-          <w:b w:val="0"/>
-          <w:i w:val="0"/>
-          <w:sz w:val="22"/>
-        </w:rPr>
-        <w:t>Дарыя өрөөнүндөгү цивилизациялар суу ташкыны жетпеген талааларды сугаруу үчүн канал казышкан</w:t>
+        <w:t>Дарыя өрөөндөрүндөгү цивилизациялар ташкын жетпеген талааларды сугаруу үчүн канал казышкан.</w:t>
       </w:r>
     </w:p>
     <w:p>
       <w:pPr>
         <w:pStyle w:val="ListBullet"/>
+        <w:widowControl/>
       </w:pPr>
       <w:r>
-        <w:rPr>
-          <w:rFonts w:ascii="Calibri" w:hAnsi="Calibri" w:eastAsia="Calibri"/>
-          <w:b w:val="0"/>
-          <w:i w:val="0"/>
-          <w:sz w:val="22"/>
-        </w:rPr>
-        <w:t>Кяриз жана ага окшош жер алдындагы туннелдер бир аз эңкейиш аркылуу жер астындагы сууну сыртка чыгарган</w:t>
+        <w:t>Кяриздер — бир аз эңкейиш менен казылган жер астындагы туннелдер — жер астындагы сууну бууланууга ачык каналсыз жеткирген.</w:t>
       </w:r>
     </w:p>
     <w:p>
       <w:pPr>
         <w:pStyle w:val="ListBullet"/>
+        <w:widowControl/>
       </w:pPr>
       <w:r>
-        <w:rPr>
-          <w:rFonts w:ascii="Calibri" w:hAnsi="Calibri" w:eastAsia="Calibri"/>
-          <w:b w:val="0"/>
-          <w:i w:val="0"/>
-          <w:sz w:val="22"/>
-        </w:rPr>
-        <w:t>Рим акведуктары булак суусун аркалардын жана түтүктөрдүн үстү менен шаарларга жеткирген</w:t>
+        <w:t>Рим акведуктары булак суусун аркалуу курулуштар жана түтүктөр аркылуу шаарларга алып келген.</w:t>
       </w:r>
     </w:p>
     <w:p>
       <w:pPr>
         <w:pStyle w:val="ListBullet"/>
+        <w:widowControl/>
       </w:pPr>
       <w:r>
-        <w:rPr>
-          <w:rFonts w:ascii="Calibri" w:hAnsi="Calibri" w:eastAsia="Calibri"/>
-          <w:b w:val="0"/>
-          <w:i w:val="0"/>
-          <w:sz w:val="22"/>
-        </w:rPr>
-        <w:t>Сугат түшүмдү көбөйткөн, бирок биргелешкен эмгекти жана каналдын ылайын тазалап турууну талап кылган</w:t>
+        <w:t>Сугат түшүмдү көбөйткөн, бирок биргелешкен эмгекти жана ылай-чөкмөлөрдү тазалоону талап кылган.</w:t>
       </w:r>
     </w:p>
     <w:p>
       <w:pPr>
         <w:pStyle w:val="ListBullet"/>
+        <w:widowControl/>
       </w:pPr>
       <w:r>
-        <w:rPr>
-          <w:rFonts w:ascii="Calibri" w:hAnsi="Calibri" w:eastAsia="Calibri"/>
-          <w:b w:val="0"/>
-          <w:i w:val="0"/>
-          <w:sz w:val="22"/>
-        </w:rPr>
-        <w:t>Азыркы дамба менен канал ошол эле принципти бетон жана насос аркылуу чоң масштабда улантат</w:t>
+        <w:t>Азыркы дамбалар менен каналдар ошол эле принципти бетон жана насостор менен чоң масштабда колдонот.</w:t>
       </w:r>
     </w:p>
     <w:p>
       <w:pPr>
-        <w:keepNext/>
-        <w:spacing w:before="240" w:after="120"/>
+        <w:pStyle w:val="Heading1"/>
+        <w:widowControl/>
       </w:pPr>
       <w:r>
-        <w:rPr>
-          <w:rFonts w:ascii="Calibri" w:hAnsi="Calibri" w:eastAsia="Calibri"/>
-          <w:b/>
-          <w:i w:val="0"/>
-          <w:color w:val="004E8C"/>
-          <w:sz w:val="28"/>
-        </w:rPr>
-        <w:t>Бул эмне</w:t>
+        <w:t>Бул эмне?</w:t>
       </w:r>
     </w:p>
     <w:p>
       <w:pPr>
-        <w:spacing w:after="160" w:line="276" w:lineRule="auto"/>
+        <w:widowControl/>
       </w:pPr>
       <w:r>
-        <w:rPr>
-          <w:rFonts w:ascii="Calibri" w:hAnsi="Calibri" w:eastAsia="Calibri"/>
-          <w:b w:val="0"/>
-          <w:i w:val="0"/>
-          <w:sz w:val="22"/>
-        </w:rPr>
-        <w:t>Акведук жана сугат — ичүү, жуунуу, өндүрүш же эгин үчүн сууну көзөмөлдөнгөн жол менен алып келүүчү тутумдар. Сугат каналы талаага суу жеткирсе, акведук таза булак суусун өрөөндүн үстүнөн өткөрүп шаарга алып барышы мүмкүн. Байыркы курулуштарда насостон да маанилүүсү — тартылуу күчү, эңкейиштин тактыгы жана сууну өткөрбөгөн каптама болгон. Жөнөкөй айтканда, адамдар жаан же ташкынды күтүп отурбай, сууну өзү каалаган жакка бурууну үйрөнүшкөн; бул бүтүндөй аймакка тартылган суу түтүгү сыяктуу.</w:t>
+        <w:t>Акведук жана сугат системалары сууну ичүүгө, жуунууга, өндүрүшкө же эгинге керектүү багыт боюнча өткөрөт. Сугат каналы талаага суу жеткирет; акведук таза булак суусун шаарга алып келүү үчүн өрөөндүн үстүнөн өтүшү мүмкүн. Алгачкы түзүлүштөрдө насостан көрө тартылуу күчү, эңкейиш жана суу агып кетпеген кошулмалар маанилүү болгон. Адамдар жамгырды же ташкынды күтүп гана отурбай, сууну өздөрү багыттоону үйрөнгөн. Бул бүтүндөй жер аймагына тартылган суу түтүгүнө окшош.</w:t>
       </w:r>
     </w:p>
     <w:p>
       <w:pPr>
-        <w:keepNext/>
-        <w:spacing w:before="240" w:after="120"/>
+        <w:pStyle w:val="Heading1"/>
+        <w:widowControl/>
       </w:pPr>
       <w:r>
-        <w:rPr>
-          <w:rFonts w:ascii="Calibri" w:hAnsi="Calibri" w:eastAsia="Calibri"/>
-          <w:b/>
-          <w:i w:val="0"/>
-          <w:color w:val="004E8C"/>
-          <w:sz w:val="28"/>
-        </w:rPr>
-        <w:t>Аны ким ачкан же ойлоп тапкан</w:t>
+        <w:t xml:space="preserve">Ким ойлоп тапкан</w:t>
       </w:r>
     </w:p>
     <w:p>
       <w:pPr>
-        <w:spacing w:after="160" w:line="276" w:lineRule="auto"/>
+        <w:widowControl/>
       </w:pPr>
       <w:r>
-        <w:rPr>
-          <w:rFonts w:ascii="Calibri" w:hAnsi="Calibri" w:eastAsia="Calibri"/>
-          <w:b w:val="0"/>
-          <w:i w:val="0"/>
-          <w:sz w:val="22"/>
-        </w:rPr>
-        <w:t>Сууну башкаруунун ойлоп табуучусу көп. Месопотамия менен Египеттин дыйкандары канал тутумдарын курган; Иран бөксө тоосунун элдери кяризди жеткилең кылган; Римдин мамлекеттик инженерлери зор акведуктарды салган; Анд, Кытай жана Түштүк Азия коомдору өздөрүнүн суу тармактарын түзгөн. Айрым архитекторлордун аты жазууда сакталган, бирок казган адамдардын көбү белгисиз. Бул тармакта жалгыз баатырдан көрө жалпы эмгек жана жергиликтүү суу жөнүндө билим маанилүү болгон.</w:t>
+        <w:t>Сууну башкарууну көп коомдор өз алдынча өнүктүргөн. Месопотамия менен Египеттин дыйкандары каналдарды уюштурган; Иран бөксө тоосундагы коомдор кяриздерди өркүндөткөн; Римдин мамлекеттик инженерлери зор акведуктарды курган. Анд, Кытай жана Түштүк Азия коомдору өз тармактарын казган. Жазууларда айрым архитекторлордун аттары кездешет, бирок казган адамдардын көбү белгисиз. Бир каармандан көрө жамааттык эмгек жана жергиликтүү суунун жүрүшүн билүү маанилүү болгон.</w:t>
       </w:r>
     </w:p>
     <w:p>
       <w:pPr>
-        <w:keepNext/>
-        <w:spacing w:before="240" w:after="120"/>
+        <w:pStyle w:val="Heading1"/>
+        <w:widowControl/>
       </w:pPr>
       <w:r>
-        <w:rPr>
-          <w:rFonts w:ascii="Calibri" w:hAnsi="Calibri" w:eastAsia="Calibri"/>
-          <w:b/>
-          <w:i w:val="0"/>
-          <w:color w:val="004E8C"/>
-          <w:sz w:val="28"/>
-        </w:rPr>
-        <w:t>Качан жана кантип пайда болгон</w:t>
+        <w:t>Качан жана кантип пайда болгон?</w:t>
       </w:r>
     </w:p>
     <w:p>
       <w:pPr>
-        <w:spacing w:after="160" w:line="276" w:lineRule="auto"/>
+        <w:widowControl/>
       </w:pPr>
       <w:r>
-        <w:rPr>
-          <w:rFonts w:ascii="Calibri" w:hAnsi="Calibri" w:eastAsia="Calibri"/>
-          <w:b w:val="0"/>
-          <w:i w:val="0"/>
-          <w:sz w:val="22"/>
-        </w:rPr>
-        <w:t>Б.з.ч. VI миң жылдыктан тартып бир нече дарыя коомунда канал менен сугаруу күч алган. Кяриздер б.з.ч. I миң жылдыкта жана андан кийин кургак аймактарга тараган. Рим республикасы менен империясынын доорунда азыр да таң калтырган таш аркалар курулган. Орто кылымдагы жана жаңы доордун алгачкы мамлекеттери бул тармактарды оңдоп, кеңейткен, ал эми өнөр жай насостору сууну өйдө көтөрүү мүмкүнчүлүгүн кошкон. Ар бир тутум жердин эңкейишине, ылайга жана суу бөлүштүргөн мыйзамга ылайык иштеген.</w:t>
+        <w:t>Б. з. ч. VI миң жылдыктан тартып бир нече дарыя коомунда каналдык сугат күчөгөн. Кяриздер б. з. ч. I миң жылдыкта жана андан кийин кургак аймактарга тараган. Римдин республика жана империя доорлорунда азыр да таасир калтырган таш аркалар курулган. Орто кылымдагы жана жаңы доордун башындагы мамлекеттер тармактарды оңдоп, кеңейткен; кийин өнөр жай насостору сууну жогору көтөрүүгө шарт түзгөн. Ар бир система эңкейишке, чөкмөгө жана укуктук эрежелерге ылайыкташкан.</w:t>
       </w:r>
     </w:p>
     <w:p>
       <w:pPr>
-        <w:keepNext/>
-        <w:spacing w:before="240" w:after="120"/>
+        <w:pStyle w:val="Heading1"/>
+        <w:widowControl/>
       </w:pPr>
       <w:r>
-        <w:rPr>
-          <w:rFonts w:ascii="Calibri" w:hAnsi="Calibri" w:eastAsia="Calibri"/>
-          <w:b/>
-          <w:i w:val="0"/>
-          <w:color w:val="004E8C"/>
-          <w:sz w:val="28"/>
-        </w:rPr>
-        <w:t>Илимий жактан мааниси</w:t>
+        <w:t>Илим үчүн мааниси</w:t>
       </w:r>
     </w:p>
     <w:p>
       <w:pPr>
-        <w:spacing w:after="160" w:line="276" w:lineRule="auto"/>
+        <w:widowControl/>
       </w:pPr>
       <w:r>
-        <w:rPr>
-          <w:rFonts w:ascii="Calibri" w:hAnsi="Calibri" w:eastAsia="Calibri"/>
-          <w:b w:val="0"/>
-          <w:i w:val="0"/>
-          <w:sz w:val="22"/>
-        </w:rPr>
-        <w:t>Бул курулуштар — гидрология менен геодезиянын иш жүзүндөгү колдонулушу: эңкейишти өлчөө, агымдын ылдамдыгын сактоо жана ылайды чөктүрүү керек. Римдин тескери сифондору менен эңкейиш эрежелери сандык эсепке негизделген чеберчиликти көрсөтөт. Топурактын шорлошуусу жана сазга айланышы экологиялык чекти оор тажрыйба аркылуу үйрөткөн. Азыркы жарандык инженерия да ошол эле өзгөрмөлөрдү эсептеп, эң натыйжалуу чечимди издейт.</w:t>
+        <w:t>Бул курулуштар суунун жүрүшү жөнүндөгү илимди — гидрологияны — жана жер өлчөөнү практикада колдонот: бийиктиктин айырмасын өлчөө, агымдын ылдамдыгын сактоо, ылайды чөктүрүү. Римдин сууну ылдый түшүрүп кайра көтөргөн тескери сифондору жана эңкейиш эрежелери сандык эсепке таянган устачылыкты көрсөтөт. Топурактын шорлошу менен суу басышы табигый чектөөлөрдү оор тажрыйба аркылуу үйрөткөн. Азыркы курулуш инженериясы да ошол эле өзгөрмөлөрдүн эң ылайыктуу катышын издейт.</w:t>
       </w:r>
     </w:p>
     <w:p>
       <w:pPr>
-        <w:keepNext/>
-        <w:spacing w:before="240" w:after="120"/>
+        <w:pStyle w:val="Heading1"/>
+        <w:widowControl/>
       </w:pPr>
       <w:r>
-        <w:rPr>
-          <w:rFonts w:ascii="Calibri" w:hAnsi="Calibri" w:eastAsia="Calibri"/>
-          <w:b/>
-          <w:i w:val="0"/>
-          <w:color w:val="004E8C"/>
-          <w:sz w:val="28"/>
-        </w:rPr>
-        <w:t>Кийинки өнүгүүлөргө тийгизген таасири</w:t>
+        <w:t>Кийинки өнүгүүгө тийгизген таасири</w:t>
       </w:r>
     </w:p>
     <w:p>
       <w:pPr>
-        <w:spacing w:after="160" w:line="276" w:lineRule="auto"/>
+        <w:widowControl/>
       </w:pPr>
       <w:r>
-        <w:rPr>
-          <w:rFonts w:ascii="Calibri" w:hAnsi="Calibri" w:eastAsia="Calibri"/>
-          <w:b w:val="0"/>
-          <w:i w:val="0"/>
-          <w:sz w:val="22"/>
-        </w:rPr>
-        <w:t>Туруктуу суу шаардагы мончону, фонтандарды жана тегирмендерди камсыз кылган; сугаттан алынган мол түшүм империяларды багууга жеткен. Сууга ээлик кылуу мыйзамдары саясатка таасир берген. Кийинки дамба, суу сактагыч жана тамчылатып сугаруу тутумдары каналдын логикасын жаңы масштабда улантат. Алгачкы суу инженериясы болбосо көптөгөн антикалык шаарлар жана кургак жердеги дан аймактары кыйла кичине болмок.</w:t>
+        <w:t>Ишенимдүү суу шаар мончолорун, фонтандарды жана тегирмендерди иштеткен; сугаттан алынган ашыкча түшүм империяларды баккан. Суу пайдалануу укугун аныктаган мыйзамдар саясатка таасир эткен. Кийинки дамбалар, суу сактагычтар жана тамчылатып сугаруу каналдын принцибин жаңы масштабда улантат. Алгачкы суу инженериясы болбосо, антикалык шаарлардын жана кургак жердеги ири эгин аймактарынын көбү кичирээк болмок.</w:t>
       </w:r>
     </w:p>
     <w:p>
       <w:pPr>
-        <w:keepNext/>
-        <w:spacing w:before="240" w:after="120"/>
+        <w:pStyle w:val="Heading1"/>
+        <w:widowControl/>
       </w:pPr>
       <w:r>
-        <w:rPr>
-          <w:rFonts w:ascii="Calibri" w:hAnsi="Calibri" w:eastAsia="Calibri"/>
-          <w:b/>
-          <w:i w:val="0"/>
-          <w:color w:val="004E8C"/>
-          <w:sz w:val="28"/>
-        </w:rPr>
-        <w:t>Адамдардын жашоосун кантип өзгөрткөн</w:t>
+        <w:t>Адамдардын жашоосун кантип өзгөрткөн?</w:t>
       </w:r>
     </w:p>
     <w:p>
       <w:pPr>
-        <w:spacing w:after="160" w:line="276" w:lineRule="auto"/>
+        <w:widowControl/>
       </w:pPr>
       <w:r>
-        <w:rPr>
-          <w:rFonts w:ascii="Calibri" w:hAnsi="Calibri" w:eastAsia="Calibri"/>
-          <w:b w:val="0"/>
-          <w:i w:val="0"/>
-          <w:sz w:val="22"/>
-        </w:rPr>
-        <w:t>Дыйкандар дарыя жээгинен алыс жерге да эгин айдай алышкан, шаардыктар булганган агын сууга чейин баспай эле таза суу ичкен. Бирок жалпы канал суу талашын, мажбурланган эмгекти жана токтоп калган суунун жанындагы безгекти да жараткан. Дамба менен арыкка бөлүнгөн пейзаж күнүмдүк көрүнүшкө айланган. Сугат үстөмдүк кылган жерде дыйкан календары булутту гана эмес, суу дарбазасы качан ачыларын да күтүп түзүлгөн.</w:t>
+        <w:t>Дыйкандар дарыя жээгинен алыс жерге эгин эге алган; шаар тургундары булганган агын сууга жөө барбай ичүүчү суу алган. Бирок жалпы каналдар талаштарды, мажбурланган эмгекти жана токтоп турган суунун жанында безгек коркунучун да жараткан. Дамбалар менен арыктар кадимки көрүнүшкө айланган. Сугат негизги орунда турган жерде дыйканчылык календары булуттарга эле эмес, суу дарбазаларынын ачылышына да жараша түзүлгөн.</w:t>
       </w:r>
     </w:p>
     <w:p>
       <w:pPr>
-        <w:keepNext/>
-        <w:spacing w:before="240" w:after="120"/>
+        <w:pStyle w:val="Heading1"/>
+        <w:widowControl/>
       </w:pPr>
       <w:r>
-        <w:rPr>
-          <w:rFonts w:ascii="Calibri" w:hAnsi="Calibri" w:eastAsia="Calibri"/>
-          <w:b/>
-          <w:i w:val="0"/>
-          <w:color w:val="004E8C"/>
-          <w:sz w:val="28"/>
-        </w:rPr>
-        <w:t>Булактар жана шилтемелер</w:t>
+        <w:t>Булактар жана кошумча окуу</w:t>
       </w:r>
     </w:p>
     <w:p>
       <w:pPr>
-        <w:keepNext/>
-        <w:spacing w:before="240" w:after="120"/>
+        <w:pStyle w:val="Heading2"/>
+        <w:widowControl/>
       </w:pPr>
       <w:r>
         <w:rPr>
-          <w:rFonts w:ascii="Calibri" w:hAnsi="Calibri" w:eastAsia="Calibri"/>
-          <w:b/>
-          <w:i w:val="0"/>
-          <w:color w:val="004E8C"/>
-          <w:sz w:val="24"/>
+          <w:sz w:val="20"/>
         </w:rPr>
-        <w:t>A. Китептер жана негизги илимий эмгектер</w:t>
+        <w:t>Китептер жана негизги илимий эмгектер</w:t>
       </w:r>
     </w:p>
     <w:p>
       <w:pPr>
-        <w:spacing w:after="80"/>
-        <w:ind w:left="360"/>
+        <w:widowControl/>
       </w:pPr>
       <w:r>
         <w:rPr>
-          <w:rFonts w:ascii="Calibri" w:hAnsi="Calibri" w:eastAsia="Calibri"/>
-          <w:b w:val="0"/>
-          <w:i w:val="0"/>
-          <w:sz w:val="22"/>
+          <w:sz w:val="20"/>
         </w:rPr>
         <w:t>1. Hodge, A. Trevor. Roman Aqueducts and Water Supply. 2nd ed. London: Duckworth, 2002.</w:t>
       </w:r>
     </w:p>
     <w:p>
       <w:pPr>
-        <w:keepNext/>
-        <w:spacing w:before="240" w:after="120"/>
+        <w:pStyle w:val="Heading2"/>
+        <w:widowControl/>
       </w:pPr>
       <w:r>
         <w:rPr>
-          <w:rFonts w:ascii="Calibri" w:hAnsi="Calibri" w:eastAsia="Calibri"/>
-          <w:b/>
-          <w:i w:val="0"/>
-          <w:color w:val="004E8C"/>
-          <w:sz w:val="24"/>
+          <w:sz w:val="20"/>
         </w:rPr>
-        <w:t>C. Мекемелердин материалдары жана энциклопедиялык булактар</w:t>
+        <w:t>Уюмдардын жана энциклопедиялардын материалдары</w:t>
       </w:r>
     </w:p>
     <w:p>
       <w:pPr>
-        <w:spacing w:after="80"/>
-        <w:ind w:left="360"/>
+        <w:widowControl/>
       </w:pPr>
       <w:r>
         <w:rPr>
-          <w:rFonts w:ascii="Calibri" w:hAnsi="Calibri" w:eastAsia="Calibri"/>
-          <w:b w:val="0"/>
-          <w:i w:val="0"/>
-          <w:sz w:val="22"/>
+          <w:sz w:val="20"/>
         </w:rPr>
-        <w:t>1. Encyclopaedia Britannica. “Aqueduct” (“Акведук”).</w:t>
-      </w:r>
-      <w:r>
-        <w:rPr>
-          <w:rFonts w:ascii="Calibri" w:hAnsi="Calibri" w:eastAsia="Calibri"/>
-          <w:b w:val="0"/>
-          <w:i w:val="0"/>
-          <w:sz w:val="22"/>
-        </w:rPr>
-        <w:t xml:space="preserve"> </w:t>
+        <w:t xml:space="preserve">1. Encyclopaedia Britannica. 'Aqueduct.' </w:t>
       </w:r>
       <w:hyperlink r:id="rId9">
         <w:r>
           <w:rPr>
-            <w:rFonts w:ascii="Calibri" w:hAnsi="Calibri" w:eastAsia="Calibri"/>
-            <w:b w:val="0"/>
-            <w:i w:val="0"/>
-            <w:sz w:val="22"/>
-            <w:color w:val="0563C1"/>
-            <w:u w:val="single"/>
+            <w:sz w:val="20"/>
           </w:rPr>
           <w:t>https://www.britannica.com/technology/aqueduct-engineering</w:t>
         </w:r>
       </w:hyperlink>
+      <w:r>
+        <w:rPr>
+          <w:sz w:val="20"/>
+        </w:rPr>
+      </w:r>
     </w:p>
     <w:p>
       <w:pPr>
-        <w:spacing w:after="80"/>
-        <w:ind w:left="360"/>
+        <w:widowControl/>
       </w:pPr>
       <w:r>
         <w:rPr>
-          <w:rFonts w:ascii="Calibri" w:hAnsi="Calibri" w:eastAsia="Calibri"/>
-          <w:b w:val="0"/>
-          <w:i w:val="0"/>
-          <w:sz w:val="22"/>
+          <w:sz w:val="20"/>
         </w:rPr>
-        <w:t>2. Encyclopaedia Britannica. “Irrigation” (“Сугат”).</w:t>
-      </w:r>
-      <w:r>
-        <w:rPr>
-          <w:rFonts w:ascii="Calibri" w:hAnsi="Calibri" w:eastAsia="Calibri"/>
-          <w:b w:val="0"/>
-          <w:i w:val="0"/>
-          <w:sz w:val="22"/>
-        </w:rPr>
-        <w:t xml:space="preserve"> </w:t>
+        <w:t xml:space="preserve">2. Encyclopaedia Britannica. 'Irrigation.' </w:t>
       </w:r>
       <w:hyperlink r:id="rId10">
         <w:r>
           <w:rPr>
-            <w:rFonts w:ascii="Calibri" w:hAnsi="Calibri" w:eastAsia="Calibri"/>
-            <w:b w:val="0"/>
-            <w:i w:val="0"/>
-            <w:sz w:val="22"/>
-            <w:color w:val="0563C1"/>
-            <w:u w:val="single"/>
+            <w:sz w:val="20"/>
           </w:rPr>
           <w:t>https://www.britannica.com/technology/irrigation</w:t>
         </w:r>
       </w:hyperlink>
-    </w:p>
-    <w:p>
-      <w:pPr>
-        <w:keepNext/>
-        <w:spacing w:before="240" w:after="120"/>
-      </w:pPr>
       <w:r>
         <w:rPr>
-          <w:rFonts w:ascii="Calibri" w:hAnsi="Calibri" w:eastAsia="Calibri"/>
-          <w:b/>
-          <w:i w:val="0"/>
-          <w:color w:val="004E8C"/>
-          <w:sz w:val="24"/>
+          <w:sz w:val="20"/>
         </w:rPr>
-        <w:t>J. Басма сөз, илимий-популярдуу жана жалпы маалымат булактары</w:t>
       </w:r>
     </w:p>
     <w:p>
       <w:pPr>
-        <w:spacing w:after="80"/>
-        <w:ind w:left="360"/>
+        <w:pStyle w:val="Heading2"/>
+        <w:widowControl/>
       </w:pPr>
       <w:r>
         <w:rPr>
-          <w:rFonts w:ascii="Calibri" w:hAnsi="Calibri" w:eastAsia="Calibri"/>
-          <w:b w:val="0"/>
-          <w:i w:val="0"/>
-          <w:sz w:val="22"/>
+          <w:sz w:val="20"/>
         </w:rPr>
-        <w:t>1. UNESCO World Heritage Centre. Суу башкарууга байланыштуу маданий ландшафттар.</w:t>
+        <w:t>Басма сөз, илимий-популярдуу жана маалымдама материалдар</w:t>
       </w:r>
+    </w:p>
+    <w:p>
+      <w:pPr>
+        <w:widowControl/>
+      </w:pPr>
       <w:r>
         <w:rPr>
-          <w:rFonts w:ascii="Calibri" w:hAnsi="Calibri" w:eastAsia="Calibri"/>
-          <w:b w:val="0"/>
-          <w:i w:val="0"/>
-          <w:sz w:val="22"/>
+          <w:sz w:val="20"/>
         </w:rPr>
-        <w:t xml:space="preserve"> </w:t>
+        <w:t xml:space="preserve">1. UNESCO World Heritage Centre. Water-management cultural landscapes. </w:t>
       </w:r>
       <w:hyperlink r:id="rId11">
         <w:r>
           <w:rPr>
-            <w:rFonts w:ascii="Calibri" w:hAnsi="Calibri" w:eastAsia="Calibri"/>
-            <w:b w:val="0"/>
-            <w:i w:val="0"/>
-            <w:sz w:val="22"/>
-            <w:color w:val="0563C1"/>
-            <w:u w:val="single"/>
+            <w:sz w:val="20"/>
           </w:rPr>
           <w:t>https://whc.unesco.org/</w:t>
         </w:r>
       </w:hyperlink>
+      <w:r>
+        <w:rPr>
+          <w:sz w:val="20"/>
+        </w:rPr>
+      </w:r>
     </w:p>
     <w:sectPr>
-      <w:pgSz w:w="12240" w:h="15840"/>
-      <w:pgMar w:top="1296" w:right="1440" w:bottom="1296" w:left="1440" w:header="720" w:footer="720" w:gutter="0"/>
+      <w:footerReference w:type="default" r:id="rId12"/>
+      <w:pgSz w:w="11906" w:h="16838"/>
+      <w:pgMar w:top="1020" w:right="1134" w:bottom="1020" w:left="1134" w:header="720" w:footer="720" w:gutter="0"/>
       <w:cols w:space="720"/>
       <w:docGrid w:linePitch="360"/>
     </w:sectPr>
   </w:body>
 </w:document>
+</file>
+
+<file path=word/footer1.xml><?xml version="1.0" encoding="utf-8"?>
+<w:ftr xmlns:m="http://schemas.openxmlformats.org/officeDocument/2006/math" xmlns:mc="http://schemas.openxmlformats.org/markup-compatibility/2006" xmlns:mo="http://schemas.microsoft.com/office/mac/office/2008/main" xmlns:mv="urn:schemas-microsoft-com:mac:vml" xmlns:o="urn:schemas-microsoft-com:office:office" xmlns:r="http://schemas.openxmlformats.org/officeDocument/2006/relationships" xmlns:v="urn:schemas-microsoft-com:vml" xmlns:w10="urn:schemas-microsoft-com:office:word" xmlns:w14="http://schemas.microsoft.com/office/word/2010/wordml" xmlns:w="http://schemas.openxmlformats.org/wordprocessingml/2006/main" xmlns:wne="http://schemas.microsoft.com/office/word/2006/wordml" xmlns:wp14="http://schemas.microsoft.com/office/word/2010/wordprocessingDrawing" xmlns:wp="http://schemas.openxmlformats.org/drawingml/2006/wordprocessingDrawing" xmlns:wpc="http://schemas.microsoft.com/office/word/2010/wordprocessingCanvas" xmlns:wpg="http://schemas.microsoft.com/office/word/2010/wordprocessingGroup" xmlns:wpi="http://schemas.microsoft.com/office/word/2010/wordprocessingInk" xmlns:wps="http://schemas.microsoft.com/office/word/2010/wordprocessingShape" mc:Ignorable="w14 wp14">
+  <w:p>
+    <w:pPr>
+      <w:pStyle w:val="Footer"/>
+      <w:jc w:val="right"/>
+    </w:pPr>
+    <w:fldSimple w:instr="PAGE"/>
+  </w:p>
+</w:ftr>
 </file>
 
 <file path=word/numbering.xml><?xml version="1.0" encoding="utf-8"?>
@@ -735,7 +558,7 @@
   <w:docDefaults>
     <w:rPrDefault>
       <w:rPr>
-        <w:rFonts w:asciiTheme="minorHAnsi" w:eastAsiaTheme="minorEastAsia" w:hAnsiTheme="minorHAnsi" w:cstheme="minorBidi"/>
+        <w:rFonts/>
         <w:sz w:val="22"/>
         <w:szCs w:val="22"/>
         <w:lang w:val="en-US" w:eastAsia="en-US" w:bidi="ar-SA"/>
@@ -890,6 +713,15 @@
     <w:name w:val="Normal"/>
     <w:qFormat/>
     <w:rsid w:val="00FC693F"/>
+    <w:pPr>
+      <w:spacing w:after="120" w:line="259" w:lineRule="auto"/>
+    </w:pPr>
+    <w:rPr>
+      <w:rFonts w:ascii="Times New Roman" w:hAnsi="Times New Roman"/>
+      <w:color w:val="000000"/>
+      <w:sz w:val="24"/>
+      <w:lang w:val="ky-KG"/>
+    </w:rPr>
   </w:style>
   <w:style w:type="paragraph" w:styleId="Header">
     <w:name w:val="header"/>
@@ -946,16 +778,17 @@
     <w:pPr>
       <w:keepNext/>
       <w:keepLines/>
-      <w:spacing w:before="480" w:after="0"/>
+      <w:spacing w:before="480" w:after="120" w:line="259" w:lineRule="auto"/>
       <w:outlineLvl w:val="0"/>
     </w:pPr>
     <w:rPr>
-      <w:rFonts w:asciiTheme="majorHAnsi" w:eastAsiaTheme="majorEastAsia" w:hAnsiTheme="majorHAnsi" w:cstheme="majorBidi"/>
+      <w:rFonts w:ascii="Times New Roman" w:hAnsi="Times New Roman"/>
       <w:b/>
       <w:bCs/>
-      <w:color w:val="365F91" w:themeColor="accent1" w:themeShade="BF"/>
-      <w:sz w:val="28"/>
+      <w:color w:val="000000"/>
+      <w:sz w:val="26"/>
       <w:szCs w:val="28"/>
+      <w:lang w:val="ky-KG"/>
     </w:rPr>
   </w:style>
   <w:style w:type="paragraph" w:styleId="Heading2">
@@ -970,16 +803,17 @@
     <w:pPr>
       <w:keepNext/>
       <w:keepLines/>
-      <w:spacing w:before="200" w:after="0"/>
+      <w:spacing w:before="200" w:after="120" w:line="259" w:lineRule="auto"/>
       <w:outlineLvl w:val="1"/>
     </w:pPr>
     <w:rPr>
-      <w:rFonts w:asciiTheme="majorHAnsi" w:eastAsiaTheme="majorEastAsia" w:hAnsiTheme="majorHAnsi" w:cstheme="majorBidi"/>
+      <w:rFonts w:ascii="Times New Roman" w:hAnsi="Times New Roman"/>
       <w:b/>
       <w:bCs/>
-      <w:color w:val="4F81BD" w:themeColor="accent1"/>
+      <w:color w:val="000000"/>
       <w:sz w:val="26"/>
       <w:szCs w:val="26"/>
+      <w:lang w:val="ky-KG"/>
     </w:rPr>
   </w:style>
   <w:style w:type="paragraph" w:styleId="Heading3">
@@ -998,7 +832,7 @@
       <w:outlineLvl w:val="2"/>
     </w:pPr>
     <w:rPr>
-      <w:rFonts w:asciiTheme="majorHAnsi" w:eastAsiaTheme="majorEastAsia" w:hAnsiTheme="majorHAnsi" w:cstheme="majorBidi"/>
+      <w:rFonts/>
       <w:b/>
       <w:bCs/>
       <w:color w:val="4F81BD" w:themeColor="accent1"/>
@@ -1021,7 +855,7 @@
       <w:outlineLvl w:val="3"/>
     </w:pPr>
     <w:rPr>
-      <w:rFonts w:asciiTheme="majorHAnsi" w:eastAsiaTheme="majorEastAsia" w:hAnsiTheme="majorHAnsi" w:cstheme="majorBidi"/>
+      <w:rFonts/>
       <w:b/>
       <w:bCs/>
       <w:i/>
@@ -1046,7 +880,7 @@
       <w:outlineLvl w:val="4"/>
     </w:pPr>
     <w:rPr>
-      <w:rFonts w:asciiTheme="majorHAnsi" w:eastAsiaTheme="majorEastAsia" w:hAnsiTheme="majorHAnsi" w:cstheme="majorBidi"/>
+      <w:rFonts/>
       <w:color w:val="243F60" w:themeColor="accent1" w:themeShade="7F"/>
     </w:rPr>
   </w:style>
@@ -1067,7 +901,7 @@
       <w:outlineLvl w:val="5"/>
     </w:pPr>
     <w:rPr>
-      <w:rFonts w:asciiTheme="majorHAnsi" w:eastAsiaTheme="majorEastAsia" w:hAnsiTheme="majorHAnsi" w:cstheme="majorBidi"/>
+      <w:rFonts/>
       <w:i/>
       <w:iCs/>
       <w:color w:val="243F60" w:themeColor="accent1" w:themeShade="7F"/>
@@ -1090,7 +924,7 @@
       <w:outlineLvl w:val="6"/>
     </w:pPr>
     <w:rPr>
-      <w:rFonts w:asciiTheme="majorHAnsi" w:eastAsiaTheme="majorEastAsia" w:hAnsiTheme="majorHAnsi" w:cstheme="majorBidi"/>
+      <w:rFonts/>
       <w:i/>
       <w:iCs/>
       <w:color w:val="404040" w:themeColor="text1" w:themeTint="BF"/>
@@ -1113,7 +947,7 @@
       <w:outlineLvl w:val="7"/>
     </w:pPr>
     <w:rPr>
-      <w:rFonts w:asciiTheme="majorHAnsi" w:eastAsiaTheme="majorEastAsia" w:hAnsiTheme="majorHAnsi" w:cstheme="majorBidi"/>
+      <w:rFonts/>
       <w:color w:val="4F81BD" w:themeColor="accent1"/>
       <w:sz w:val="20"/>
       <w:szCs w:val="20"/>
@@ -1136,7 +970,7 @@
       <w:outlineLvl w:val="8"/>
     </w:pPr>
     <w:rPr>
-      <w:rFonts w:asciiTheme="majorHAnsi" w:eastAsiaTheme="majorEastAsia" w:hAnsiTheme="majorHAnsi" w:cstheme="majorBidi"/>
+      <w:rFonts/>
       <w:i/>
       <w:iCs/>
       <w:color w:val="404040" w:themeColor="text1" w:themeTint="BF"/>
@@ -1187,7 +1021,7 @@
     <w:uiPriority w:val="9"/>
     <w:rsid w:val="00FC693F"/>
     <w:rPr>
-      <w:rFonts w:asciiTheme="majorHAnsi" w:eastAsiaTheme="majorEastAsia" w:hAnsiTheme="majorHAnsi" w:cstheme="majorBidi"/>
+      <w:rFonts/>
       <w:b/>
       <w:bCs/>
       <w:color w:val="365F91" w:themeColor="accent1" w:themeShade="BF"/>
@@ -1202,7 +1036,7 @@
     <w:uiPriority w:val="9"/>
     <w:rsid w:val="00FC693F"/>
     <w:rPr>
-      <w:rFonts w:asciiTheme="majorHAnsi" w:eastAsiaTheme="majorEastAsia" w:hAnsiTheme="majorHAnsi" w:cstheme="majorBidi"/>
+      <w:rFonts/>
       <w:b/>
       <w:bCs/>
       <w:color w:val="4F81BD" w:themeColor="accent1"/>
@@ -1217,7 +1051,7 @@
     <w:uiPriority w:val="9"/>
     <w:rsid w:val="00FC693F"/>
     <w:rPr>
-      <w:rFonts w:asciiTheme="majorHAnsi" w:eastAsiaTheme="majorEastAsia" w:hAnsiTheme="majorHAnsi" w:cstheme="majorBidi"/>
+      <w:rFonts/>
       <w:b/>
       <w:bCs/>
       <w:color w:val="4F81BD" w:themeColor="accent1"/>
@@ -1232,19 +1066,17 @@
     <w:qFormat/>
     <w:rsid w:val="00FC693F"/>
     <w:pPr>
-      <w:pBdr>
-        <w:bottom w:val="single" w:sz="8" w:space="4" w:color="4F81BD" w:themeColor="accent1"/>
-      </w:pBdr>
-      <w:spacing w:after="300" w:line="240" w:lineRule="auto"/>
+      <w:spacing w:after="120" w:line="259" w:lineRule="auto"/>
       <w:contextualSpacing/>
     </w:pPr>
     <w:rPr>
-      <w:rFonts w:asciiTheme="majorHAnsi" w:eastAsiaTheme="majorEastAsia" w:hAnsiTheme="majorHAnsi" w:cstheme="majorBidi"/>
-      <w:color w:val="17365D" w:themeColor="text2" w:themeShade="BF"/>
+      <w:rFonts w:ascii="Times New Roman" w:hAnsi="Times New Roman"/>
+      <w:color w:val="000000"/>
       <w:spacing w:val="5"/>
       <w:kern w:val="28"/>
-      <w:sz w:val="52"/>
+      <w:sz w:val="40"/>
       <w:szCs w:val="52"/>
+      <w:lang w:val="ky-KG"/>
     </w:rPr>
   </w:style>
   <w:style w:type="character" w:customStyle="1" w:styleId="TitleChar">
@@ -1254,7 +1086,7 @@
     <w:uiPriority w:val="10"/>
     <w:rsid w:val="00FC693F"/>
     <w:rPr>
-      <w:rFonts w:asciiTheme="majorHAnsi" w:eastAsiaTheme="majorEastAsia" w:hAnsiTheme="majorHAnsi" w:cstheme="majorBidi"/>
+      <w:rFonts/>
       <w:color w:val="17365D" w:themeColor="text2" w:themeShade="BF"/>
       <w:spacing w:val="5"/>
       <w:kern w:val="28"/>
@@ -1276,7 +1108,7 @@
       </w:numPr>
     </w:pPr>
     <w:rPr>
-      <w:rFonts w:asciiTheme="majorHAnsi" w:eastAsiaTheme="majorEastAsia" w:hAnsiTheme="majorHAnsi" w:cstheme="majorBidi"/>
+      <w:rFonts/>
       <w:i/>
       <w:iCs/>
       <w:color w:val="4F81BD" w:themeColor="accent1"/>
@@ -1292,7 +1124,7 @@
     <w:uiPriority w:val="11"/>
     <w:rsid w:val="00FC693F"/>
     <w:rPr>
-      <w:rFonts w:asciiTheme="majorHAnsi" w:eastAsiaTheme="majorEastAsia" w:hAnsiTheme="majorHAnsi" w:cstheme="majorBidi"/>
+      <w:rFonts/>
       <w:i/>
       <w:iCs/>
       <w:color w:val="4F81BD" w:themeColor="accent1"/>
@@ -1417,8 +1249,15 @@
       <w:numPr>
         <w:numId w:val="1"/>
       </w:numPr>
+      <w:spacing w:after="120" w:line="259" w:lineRule="auto"/>
       <w:contextualSpacing/>
     </w:pPr>
+    <w:rPr>
+      <w:rFonts w:ascii="Times New Roman" w:hAnsi="Times New Roman"/>
+      <w:color w:val="000000"/>
+      <w:sz w:val="24"/>
+      <w:lang w:val="ky-KG"/>
+    </w:rPr>
   </w:style>
   <w:style w:type="paragraph" w:styleId="ListBullet2">
     <w:name w:val="List Bullet 2"/>
@@ -1590,7 +1429,7 @@
     <w:semiHidden/>
     <w:rsid w:val="00FC693F"/>
     <w:rPr>
-      <w:rFonts w:asciiTheme="majorHAnsi" w:eastAsiaTheme="majorEastAsia" w:hAnsiTheme="majorHAnsi" w:cstheme="majorBidi"/>
+      <w:rFonts/>
       <w:b/>
       <w:bCs/>
       <w:i/>
@@ -1606,7 +1445,7 @@
     <w:semiHidden/>
     <w:rsid w:val="00FC693F"/>
     <w:rPr>
-      <w:rFonts w:asciiTheme="majorHAnsi" w:eastAsiaTheme="majorEastAsia" w:hAnsiTheme="majorHAnsi" w:cstheme="majorBidi"/>
+      <w:rFonts/>
       <w:color w:val="243F60" w:themeColor="accent1" w:themeShade="7F"/>
     </w:rPr>
   </w:style>
@@ -1618,7 +1457,7 @@
     <w:semiHidden/>
     <w:rsid w:val="00FC693F"/>
     <w:rPr>
-      <w:rFonts w:asciiTheme="majorHAnsi" w:eastAsiaTheme="majorEastAsia" w:hAnsiTheme="majorHAnsi" w:cstheme="majorBidi"/>
+      <w:rFonts/>
       <w:i/>
       <w:iCs/>
       <w:color w:val="243F60" w:themeColor="accent1" w:themeShade="7F"/>
@@ -1632,7 +1471,7 @@
     <w:semiHidden/>
     <w:rsid w:val="00FC693F"/>
     <w:rPr>
-      <w:rFonts w:asciiTheme="majorHAnsi" w:eastAsiaTheme="majorEastAsia" w:hAnsiTheme="majorHAnsi" w:cstheme="majorBidi"/>
+      <w:rFonts/>
       <w:i/>
       <w:iCs/>
       <w:color w:val="404040" w:themeColor="text1" w:themeTint="BF"/>
@@ -1646,7 +1485,7 @@
     <w:semiHidden/>
     <w:rsid w:val="00FC693F"/>
     <w:rPr>
-      <w:rFonts w:asciiTheme="majorHAnsi" w:eastAsiaTheme="majorEastAsia" w:hAnsiTheme="majorHAnsi" w:cstheme="majorBidi"/>
+      <w:rFonts/>
       <w:color w:val="4F81BD" w:themeColor="accent1"/>
       <w:sz w:val="20"/>
       <w:szCs w:val="20"/>
@@ -1660,7 +1499,7 @@
     <w:semiHidden/>
     <w:rsid w:val="00FC693F"/>
     <w:rPr>
-      <w:rFonts w:asciiTheme="majorHAnsi" w:eastAsiaTheme="majorEastAsia" w:hAnsiTheme="majorHAnsi" w:cstheme="majorBidi"/>
+      <w:rFonts/>
       <w:i/>
       <w:iCs/>
       <w:color w:val="404040" w:themeColor="text1" w:themeTint="BF"/>
@@ -1719,9 +1558,6 @@
     <w:qFormat/>
     <w:rsid w:val="00FC693F"/>
     <w:pPr>
-      <w:pBdr>
-        <w:bottom w:val="single" w:sz="4" w:space="4" w:color="4F81BD" w:themeColor="accent1"/>
-      </w:pBdr>
       <w:spacing w:before="200" w:after="280"/>
       <w:ind w:left="936" w:right="936"/>
     </w:pPr>
@@ -3249,7 +3085,7 @@
         <w:spacing w:before="0" w:after="0" w:line="240" w:lineRule="auto"/>
       </w:pPr>
       <w:rPr>
-        <w:rFonts w:asciiTheme="majorHAnsi" w:eastAsiaTheme="majorEastAsia" w:hAnsiTheme="majorHAnsi" w:cstheme="majorBidi"/>
+        <w:rFonts/>
         <w:b/>
         <w:bCs/>
       </w:rPr>
@@ -3270,7 +3106,7 @@
         <w:spacing w:before="0" w:after="0" w:line="240" w:lineRule="auto"/>
       </w:pPr>
       <w:rPr>
-        <w:rFonts w:asciiTheme="majorHAnsi" w:eastAsiaTheme="majorEastAsia" w:hAnsiTheme="majorHAnsi" w:cstheme="majorBidi"/>
+        <w:rFonts/>
         <w:b/>
         <w:bCs/>
       </w:rPr>
@@ -3288,14 +3124,14 @@
     </w:tblStylePr>
     <w:tblStylePr w:type="firstCol">
       <w:rPr>
-        <w:rFonts w:asciiTheme="majorHAnsi" w:eastAsiaTheme="majorEastAsia" w:hAnsiTheme="majorHAnsi" w:cstheme="majorBidi"/>
+        <w:rFonts/>
         <w:b/>
         <w:bCs/>
       </w:rPr>
     </w:tblStylePr>
     <w:tblStylePr w:type="lastCol">
       <w:rPr>
-        <w:rFonts w:asciiTheme="majorHAnsi" w:eastAsiaTheme="majorEastAsia" w:hAnsiTheme="majorHAnsi" w:cstheme="majorBidi"/>
+        <w:rFonts/>
         <w:b/>
         <w:bCs/>
       </w:rPr>
@@ -3379,7 +3215,7 @@
         <w:spacing w:before="0" w:after="0" w:line="240" w:lineRule="auto"/>
       </w:pPr>
       <w:rPr>
-        <w:rFonts w:asciiTheme="majorHAnsi" w:eastAsiaTheme="majorEastAsia" w:hAnsiTheme="majorHAnsi" w:cstheme="majorBidi"/>
+        <w:rFonts/>
         <w:b/>
         <w:bCs/>
       </w:rPr>
@@ -3400,7 +3236,7 @@
         <w:spacing w:before="0" w:after="0" w:line="240" w:lineRule="auto"/>
       </w:pPr>
       <w:rPr>
-        <w:rFonts w:asciiTheme="majorHAnsi" w:eastAsiaTheme="majorEastAsia" w:hAnsiTheme="majorHAnsi" w:cstheme="majorBidi"/>
+        <w:rFonts/>
         <w:b/>
         <w:bCs/>
       </w:rPr>
@@ -3418,14 +3254,14 @@
     </w:tblStylePr>
     <w:tblStylePr w:type="firstCol">
       <w:rPr>
-        <w:rFonts w:asciiTheme="majorHAnsi" w:eastAsiaTheme="majorEastAsia" w:hAnsiTheme="majorHAnsi" w:cstheme="majorBidi"/>
+        <w:rFonts/>
         <w:b/>
         <w:bCs/>
       </w:rPr>
     </w:tblStylePr>
     <w:tblStylePr w:type="lastCol">
       <w:rPr>
-        <w:rFonts w:asciiTheme="majorHAnsi" w:eastAsiaTheme="majorEastAsia" w:hAnsiTheme="majorHAnsi" w:cstheme="majorBidi"/>
+        <w:rFonts/>
         <w:b/>
         <w:bCs/>
       </w:rPr>
@@ -3509,7 +3345,7 @@
         <w:spacing w:before="0" w:after="0" w:line="240" w:lineRule="auto"/>
       </w:pPr>
       <w:rPr>
-        <w:rFonts w:asciiTheme="majorHAnsi" w:eastAsiaTheme="majorEastAsia" w:hAnsiTheme="majorHAnsi" w:cstheme="majorBidi"/>
+        <w:rFonts/>
         <w:b/>
         <w:bCs/>
       </w:rPr>
@@ -3530,7 +3366,7 @@
         <w:spacing w:before="0" w:after="0" w:line="240" w:lineRule="auto"/>
       </w:pPr>
       <w:rPr>
-        <w:rFonts w:asciiTheme="majorHAnsi" w:eastAsiaTheme="majorEastAsia" w:hAnsiTheme="majorHAnsi" w:cstheme="majorBidi"/>
+        <w:rFonts/>
         <w:b/>
         <w:bCs/>
       </w:rPr>
@@ -3548,14 +3384,14 @@
     </w:tblStylePr>
     <w:tblStylePr w:type="firstCol">
       <w:rPr>
-        <w:rFonts w:asciiTheme="majorHAnsi" w:eastAsiaTheme="majorEastAsia" w:hAnsiTheme="majorHAnsi" w:cstheme="majorBidi"/>
+        <w:rFonts/>
         <w:b/>
         <w:bCs/>
       </w:rPr>
     </w:tblStylePr>
     <w:tblStylePr w:type="lastCol">
       <w:rPr>
-        <w:rFonts w:asciiTheme="majorHAnsi" w:eastAsiaTheme="majorEastAsia" w:hAnsiTheme="majorHAnsi" w:cstheme="majorBidi"/>
+        <w:rFonts/>
         <w:b/>
         <w:bCs/>
       </w:rPr>
@@ -3639,7 +3475,7 @@
         <w:spacing w:before="0" w:after="0" w:line="240" w:lineRule="auto"/>
       </w:pPr>
       <w:rPr>
-        <w:rFonts w:asciiTheme="majorHAnsi" w:eastAsiaTheme="majorEastAsia" w:hAnsiTheme="majorHAnsi" w:cstheme="majorBidi"/>
+        <w:rFonts/>
         <w:b/>
         <w:bCs/>
       </w:rPr>
@@ -3660,7 +3496,7 @@
         <w:spacing w:before="0" w:after="0" w:line="240" w:lineRule="auto"/>
       </w:pPr>
       <w:rPr>
-        <w:rFonts w:asciiTheme="majorHAnsi" w:eastAsiaTheme="majorEastAsia" w:hAnsiTheme="majorHAnsi" w:cstheme="majorBidi"/>
+        <w:rFonts/>
         <w:b/>
         <w:bCs/>
       </w:rPr>
@@ -3678,14 +3514,14 @@
     </w:tblStylePr>
     <w:tblStylePr w:type="firstCol">
       <w:rPr>
-        <w:rFonts w:asciiTheme="majorHAnsi" w:eastAsiaTheme="majorEastAsia" w:hAnsiTheme="majorHAnsi" w:cstheme="majorBidi"/>
+        <w:rFonts/>
         <w:b/>
         <w:bCs/>
       </w:rPr>
     </w:tblStylePr>
     <w:tblStylePr w:type="lastCol">
       <w:rPr>
-        <w:rFonts w:asciiTheme="majorHAnsi" w:eastAsiaTheme="majorEastAsia" w:hAnsiTheme="majorHAnsi" w:cstheme="majorBidi"/>
+        <w:rFonts/>
         <w:b/>
         <w:bCs/>
       </w:rPr>
@@ -3769,7 +3605,7 @@
         <w:spacing w:before="0" w:after="0" w:line="240" w:lineRule="auto"/>
       </w:pPr>
       <w:rPr>
-        <w:rFonts w:asciiTheme="majorHAnsi" w:eastAsiaTheme="majorEastAsia" w:hAnsiTheme="majorHAnsi" w:cstheme="majorBidi"/>
+        <w:rFonts/>
         <w:b/>
         <w:bCs/>
       </w:rPr>
@@ -3790,7 +3626,7 @@
         <w:spacing w:before="0" w:after="0" w:line="240" w:lineRule="auto"/>
       </w:pPr>
       <w:rPr>
-        <w:rFonts w:asciiTheme="majorHAnsi" w:eastAsiaTheme="majorEastAsia" w:hAnsiTheme="majorHAnsi" w:cstheme="majorBidi"/>
+        <w:rFonts/>
         <w:b/>
         <w:bCs/>
       </w:rPr>
@@ -3808,14 +3644,14 @@
     </w:tblStylePr>
     <w:tblStylePr w:type="firstCol">
       <w:rPr>
-        <w:rFonts w:asciiTheme="majorHAnsi" w:eastAsiaTheme="majorEastAsia" w:hAnsiTheme="majorHAnsi" w:cstheme="majorBidi"/>
+        <w:rFonts/>
         <w:b/>
         <w:bCs/>
       </w:rPr>
     </w:tblStylePr>
     <w:tblStylePr w:type="lastCol">
       <w:rPr>
-        <w:rFonts w:asciiTheme="majorHAnsi" w:eastAsiaTheme="majorEastAsia" w:hAnsiTheme="majorHAnsi" w:cstheme="majorBidi"/>
+        <w:rFonts/>
         <w:b/>
         <w:bCs/>
       </w:rPr>
@@ -3899,7 +3735,7 @@
         <w:spacing w:before="0" w:after="0" w:line="240" w:lineRule="auto"/>
       </w:pPr>
       <w:rPr>
-        <w:rFonts w:asciiTheme="majorHAnsi" w:eastAsiaTheme="majorEastAsia" w:hAnsiTheme="majorHAnsi" w:cstheme="majorBidi"/>
+        <w:rFonts/>
         <w:b/>
         <w:bCs/>
       </w:rPr>
@@ -3920,7 +3756,7 @@
         <w:spacing w:before="0" w:after="0" w:line="240" w:lineRule="auto"/>
       </w:pPr>
       <w:rPr>
-        <w:rFonts w:asciiTheme="majorHAnsi" w:eastAsiaTheme="majorEastAsia" w:hAnsiTheme="majorHAnsi" w:cstheme="majorBidi"/>
+        <w:rFonts/>
         <w:b/>
         <w:bCs/>
       </w:rPr>
@@ -3938,14 +3774,14 @@
     </w:tblStylePr>
     <w:tblStylePr w:type="firstCol">
       <w:rPr>
-        <w:rFonts w:asciiTheme="majorHAnsi" w:eastAsiaTheme="majorEastAsia" w:hAnsiTheme="majorHAnsi" w:cstheme="majorBidi"/>
+        <w:rFonts/>
         <w:b/>
         <w:bCs/>
       </w:rPr>
     </w:tblStylePr>
     <w:tblStylePr w:type="lastCol">
       <w:rPr>
-        <w:rFonts w:asciiTheme="majorHAnsi" w:eastAsiaTheme="majorEastAsia" w:hAnsiTheme="majorHAnsi" w:cstheme="majorBidi"/>
+        <w:rFonts/>
         <w:b/>
         <w:bCs/>
       </w:rPr>
@@ -4029,7 +3865,7 @@
         <w:spacing w:before="0" w:after="0" w:line="240" w:lineRule="auto"/>
       </w:pPr>
       <w:rPr>
-        <w:rFonts w:asciiTheme="majorHAnsi" w:eastAsiaTheme="majorEastAsia" w:hAnsiTheme="majorHAnsi" w:cstheme="majorBidi"/>
+        <w:rFonts/>
         <w:b/>
         <w:bCs/>
       </w:rPr>
@@ -4050,7 +3886,7 @@
         <w:spacing w:before="0" w:after="0" w:line="240" w:lineRule="auto"/>
       </w:pPr>
       <w:rPr>
-        <w:rFonts w:asciiTheme="majorHAnsi" w:eastAsiaTheme="majorEastAsia" w:hAnsiTheme="majorHAnsi" w:cstheme="majorBidi"/>
+        <w:rFonts/>
         <w:b/>
         <w:bCs/>
       </w:rPr>
@@ -4068,14 +3904,14 @@
     </w:tblStylePr>
     <w:tblStylePr w:type="firstCol">
       <w:rPr>
-        <w:rFonts w:asciiTheme="majorHAnsi" w:eastAsiaTheme="majorEastAsia" w:hAnsiTheme="majorHAnsi" w:cstheme="majorBidi"/>
+        <w:rFonts/>
         <w:b/>
         <w:bCs/>
       </w:rPr>
     </w:tblStylePr>
     <w:tblStylePr w:type="lastCol">
       <w:rPr>
-        <w:rFonts w:asciiTheme="majorHAnsi" w:eastAsiaTheme="majorEastAsia" w:hAnsiTheme="majorHAnsi" w:cstheme="majorBidi"/>
+        <w:rFonts/>
         <w:b/>
         <w:bCs/>
       </w:rPr>
@@ -5940,7 +5776,7 @@
     </w:tblPr>
     <w:tblStylePr w:type="firstRow">
       <w:rPr>
-        <w:rFonts w:asciiTheme="majorHAnsi" w:eastAsiaTheme="majorEastAsia" w:hAnsiTheme="majorHAnsi" w:cstheme="majorBidi"/>
+        <w:rFonts/>
       </w:rPr>
       <w:tblPr/>
       <w:tcPr>
@@ -6024,7 +5860,7 @@
     </w:tblPr>
     <w:tblStylePr w:type="firstRow">
       <w:rPr>
-        <w:rFonts w:asciiTheme="majorHAnsi" w:eastAsiaTheme="majorEastAsia" w:hAnsiTheme="majorHAnsi" w:cstheme="majorBidi"/>
+        <w:rFonts/>
       </w:rPr>
       <w:tblPr/>
       <w:tcPr>
@@ -6108,7 +5944,7 @@
     </w:tblPr>
     <w:tblStylePr w:type="firstRow">
       <w:rPr>
-        <w:rFonts w:asciiTheme="majorHAnsi" w:eastAsiaTheme="majorEastAsia" w:hAnsiTheme="majorHAnsi" w:cstheme="majorBidi"/>
+        <w:rFonts/>
       </w:rPr>
       <w:tblPr/>
       <w:tcPr>
@@ -6192,7 +6028,7 @@
     </w:tblPr>
     <w:tblStylePr w:type="firstRow">
       <w:rPr>
-        <w:rFonts w:asciiTheme="majorHAnsi" w:eastAsiaTheme="majorEastAsia" w:hAnsiTheme="majorHAnsi" w:cstheme="majorBidi"/>
+        <w:rFonts/>
       </w:rPr>
       <w:tblPr/>
       <w:tcPr>
@@ -6276,7 +6112,7 @@
     </w:tblPr>
     <w:tblStylePr w:type="firstRow">
       <w:rPr>
-        <w:rFonts w:asciiTheme="majorHAnsi" w:eastAsiaTheme="majorEastAsia" w:hAnsiTheme="majorHAnsi" w:cstheme="majorBidi"/>
+        <w:rFonts/>
       </w:rPr>
       <w:tblPr/>
       <w:tcPr>
@@ -6360,7 +6196,7 @@
     </w:tblPr>
     <w:tblStylePr w:type="firstRow">
       <w:rPr>
-        <w:rFonts w:asciiTheme="majorHAnsi" w:eastAsiaTheme="majorEastAsia" w:hAnsiTheme="majorHAnsi" w:cstheme="majorBidi"/>
+        <w:rFonts/>
       </w:rPr>
       <w:tblPr/>
       <w:tcPr>
@@ -6444,7 +6280,7 @@
     </w:tblPr>
     <w:tblStylePr w:type="firstRow">
       <w:rPr>
-        <w:rFonts w:asciiTheme="majorHAnsi" w:eastAsiaTheme="majorEastAsia" w:hAnsiTheme="majorHAnsi" w:cstheme="majorBidi"/>
+        <w:rFonts/>
       </w:rPr>
       <w:tblPr/>
       <w:tcPr>
@@ -6509,7 +6345,7 @@
       <w:spacing w:after="0" w:line="240" w:lineRule="auto"/>
     </w:pPr>
     <w:rPr>
-      <w:rFonts w:asciiTheme="majorHAnsi" w:eastAsiaTheme="majorEastAsia" w:hAnsiTheme="majorHAnsi" w:cstheme="majorBidi"/>
+      <w:rFonts/>
       <w:color w:val="000000" w:themeColor="text1"/>
     </w:rPr>
     <w:tblPr>
@@ -6637,7 +6473,7 @@
       <w:spacing w:after="0" w:line="240" w:lineRule="auto"/>
     </w:pPr>
     <w:rPr>
-      <w:rFonts w:asciiTheme="majorHAnsi" w:eastAsiaTheme="majorEastAsia" w:hAnsiTheme="majorHAnsi" w:cstheme="majorBidi"/>
+      <w:rFonts/>
       <w:color w:val="000000" w:themeColor="text1"/>
     </w:rPr>
     <w:tblPr>
@@ -6765,7 +6601,7 @@
       <w:spacing w:after="0" w:line="240" w:lineRule="auto"/>
     </w:pPr>
     <w:rPr>
-      <w:rFonts w:asciiTheme="majorHAnsi" w:eastAsiaTheme="majorEastAsia" w:hAnsiTheme="majorHAnsi" w:cstheme="majorBidi"/>
+      <w:rFonts/>
       <w:color w:val="000000" w:themeColor="text1"/>
     </w:rPr>
     <w:tblPr>
@@ -6893,7 +6729,7 @@
       <w:spacing w:after="0" w:line="240" w:lineRule="auto"/>
     </w:pPr>
     <w:rPr>
-      <w:rFonts w:asciiTheme="majorHAnsi" w:eastAsiaTheme="majorEastAsia" w:hAnsiTheme="majorHAnsi" w:cstheme="majorBidi"/>
+      <w:rFonts/>
       <w:color w:val="000000" w:themeColor="text1"/>
     </w:rPr>
     <w:tblPr>
@@ -7021,7 +6857,7 @@
       <w:spacing w:after="0" w:line="240" w:lineRule="auto"/>
     </w:pPr>
     <w:rPr>
-      <w:rFonts w:asciiTheme="majorHAnsi" w:eastAsiaTheme="majorEastAsia" w:hAnsiTheme="majorHAnsi" w:cstheme="majorBidi"/>
+      <w:rFonts/>
       <w:color w:val="000000" w:themeColor="text1"/>
     </w:rPr>
     <w:tblPr>
@@ -7149,7 +6985,7 @@
       <w:spacing w:after="0" w:line="240" w:lineRule="auto"/>
     </w:pPr>
     <w:rPr>
-      <w:rFonts w:asciiTheme="majorHAnsi" w:eastAsiaTheme="majorEastAsia" w:hAnsiTheme="majorHAnsi" w:cstheme="majorBidi"/>
+      <w:rFonts/>
       <w:color w:val="000000" w:themeColor="text1"/>
     </w:rPr>
     <w:tblPr>
@@ -7277,7 +7113,7 @@
       <w:spacing w:after="0" w:line="240" w:lineRule="auto"/>
     </w:pPr>
     <w:rPr>
-      <w:rFonts w:asciiTheme="majorHAnsi" w:eastAsiaTheme="majorEastAsia" w:hAnsiTheme="majorHAnsi" w:cstheme="majorBidi"/>
+      <w:rFonts/>
       <w:color w:val="000000" w:themeColor="text1"/>
     </w:rPr>
     <w:tblPr>
@@ -7916,7 +7752,7 @@
       <w:spacing w:after="0" w:line="240" w:lineRule="auto"/>
     </w:pPr>
     <w:rPr>
-      <w:rFonts w:asciiTheme="majorHAnsi" w:eastAsiaTheme="majorEastAsia" w:hAnsiTheme="majorHAnsi" w:cstheme="majorBidi"/>
+      <w:rFonts/>
       <w:color w:val="000000" w:themeColor="text1"/>
     </w:rPr>
     <w:tblPr>
@@ -8041,7 +7877,7 @@
       <w:spacing w:after="0" w:line="240" w:lineRule="auto"/>
     </w:pPr>
     <w:rPr>
-      <w:rFonts w:asciiTheme="majorHAnsi" w:eastAsiaTheme="majorEastAsia" w:hAnsiTheme="majorHAnsi" w:cstheme="majorBidi"/>
+      <w:rFonts/>
       <w:color w:val="000000" w:themeColor="text1"/>
     </w:rPr>
     <w:tblPr>
@@ -8166,7 +8002,7 @@
       <w:spacing w:after="0" w:line="240" w:lineRule="auto"/>
     </w:pPr>
     <w:rPr>
-      <w:rFonts w:asciiTheme="majorHAnsi" w:eastAsiaTheme="majorEastAsia" w:hAnsiTheme="majorHAnsi" w:cstheme="majorBidi"/>
+      <w:rFonts/>
       <w:color w:val="000000" w:themeColor="text1"/>
     </w:rPr>
     <w:tblPr>
@@ -8291,7 +8127,7 @@
       <w:spacing w:after="0" w:line="240" w:lineRule="auto"/>
     </w:pPr>
     <w:rPr>
-      <w:rFonts w:asciiTheme="majorHAnsi" w:eastAsiaTheme="majorEastAsia" w:hAnsiTheme="majorHAnsi" w:cstheme="majorBidi"/>
+      <w:rFonts/>
       <w:color w:val="000000" w:themeColor="text1"/>
     </w:rPr>
     <w:tblPr>
@@ -8416,7 +8252,7 @@
       <w:spacing w:after="0" w:line="240" w:lineRule="auto"/>
     </w:pPr>
     <w:rPr>
-      <w:rFonts w:asciiTheme="majorHAnsi" w:eastAsiaTheme="majorEastAsia" w:hAnsiTheme="majorHAnsi" w:cstheme="majorBidi"/>
+      <w:rFonts/>
       <w:color w:val="000000" w:themeColor="text1"/>
     </w:rPr>
     <w:tblPr>
@@ -8541,7 +8377,7 @@
       <w:spacing w:after="0" w:line="240" w:lineRule="auto"/>
     </w:pPr>
     <w:rPr>
-      <w:rFonts w:asciiTheme="majorHAnsi" w:eastAsiaTheme="majorEastAsia" w:hAnsiTheme="majorHAnsi" w:cstheme="majorBidi"/>
+      <w:rFonts/>
       <w:color w:val="000000" w:themeColor="text1"/>
     </w:rPr>
     <w:tblPr>
@@ -8666,7 +8502,7 @@
       <w:spacing w:after="0" w:line="240" w:lineRule="auto"/>
     </w:pPr>
     <w:rPr>
-      <w:rFonts w:asciiTheme="majorHAnsi" w:eastAsiaTheme="majorEastAsia" w:hAnsiTheme="majorHAnsi" w:cstheme="majorBidi"/>
+      <w:rFonts/>
       <w:color w:val="000000" w:themeColor="text1"/>
     </w:rPr>
     <w:tblPr>
